--- a/docs/FID_Stage0_Concept_Note.docx
+++ b/docs/FID_Stage0_Concept_Note.docx
@@ -332,8 +332,8 @@
         </w:tblBorders>
       </w:tblPr>
       <w:tblGrid>
-        <w:gridCol w:w="3012"/>
-        <w:gridCol w:w="6626"/>
+        <w:gridCol w:w="2803"/>
+        <w:gridCol w:w="6835"/>
       </w:tblGrid>
       <w:tr>
         <w:trPr>
@@ -752,9 +752,9 @@
         </w:tblBorders>
       </w:tblPr>
       <w:tblGrid>
-        <w:gridCol w:w="2209"/>
-        <w:gridCol w:w="4819"/>
-        <w:gridCol w:w="2610"/>
+        <w:gridCol w:w="2137"/>
+        <w:gridCol w:w="3986"/>
+        <w:gridCol w:w="3515"/>
       </w:tblGrid>
       <w:tr>
         <w:trPr>
@@ -1146,9 +1146,9 @@
         </w:tblBorders>
       </w:tblPr>
       <w:tblGrid>
-        <w:gridCol w:w="2209"/>
-        <w:gridCol w:w="4819"/>
-        <w:gridCol w:w="2610"/>
+        <w:gridCol w:w="6144"/>
+        <w:gridCol w:w="1688"/>
+        <w:gridCol w:w="1806"/>
       </w:tblGrid>
       <w:tr>
         <w:trPr>
@@ -1693,10 +1693,10 @@
         </w:tblBorders>
       </w:tblPr>
       <w:tblGrid>
-        <w:gridCol w:w="771"/>
-        <w:gridCol w:w="4241"/>
-        <w:gridCol w:w="3084"/>
-        <w:gridCol w:w="1542"/>
+        <w:gridCol w:w="607"/>
+        <w:gridCol w:w="4094"/>
+        <w:gridCol w:w="3858"/>
+        <w:gridCol w:w="1079"/>
       </w:tblGrid>
       <w:tr>
         <w:trPr>
@@ -2708,9 +2708,9 @@
         </w:tblBorders>
       </w:tblPr>
       <w:tblGrid>
-        <w:gridCol w:w="2209"/>
-        <w:gridCol w:w="4819"/>
-        <w:gridCol w:w="2610"/>
+        <w:gridCol w:w="3233"/>
+        <w:gridCol w:w="3673"/>
+        <w:gridCol w:w="2732"/>
       </w:tblGrid>
       <w:tr>
         <w:trPr>
@@ -3333,9 +3333,9 @@
         </w:tblBorders>
       </w:tblPr>
       <w:tblGrid>
-        <w:gridCol w:w="2209"/>
-        <w:gridCol w:w="4819"/>
-        <w:gridCol w:w="2610"/>
+        <w:gridCol w:w="2910"/>
+        <w:gridCol w:w="4173"/>
+        <w:gridCol w:w="2555"/>
       </w:tblGrid>
       <w:tr>
         <w:trPr>
@@ -3943,9 +3943,9 @@
         </w:tblBorders>
       </w:tblPr>
       <w:tblGrid>
-        <w:gridCol w:w="2209"/>
-        <w:gridCol w:w="4819"/>
-        <w:gridCol w:w="2610"/>
+        <w:gridCol w:w="6034"/>
+        <w:gridCol w:w="1310"/>
+        <w:gridCol w:w="2294"/>
       </w:tblGrid>
       <w:tr>
         <w:trPr>
@@ -4714,9 +4714,9 @@
         </w:tblBorders>
       </w:tblPr>
       <w:tblGrid>
-        <w:gridCol w:w="2209"/>
-        <w:gridCol w:w="4819"/>
-        <w:gridCol w:w="2610"/>
+        <w:gridCol w:w="3798"/>
+        <w:gridCol w:w="1812"/>
+        <w:gridCol w:w="4028"/>
       </w:tblGrid>
       <w:tr>
         <w:trPr>
@@ -5280,6 +5280,8 @@
     </w:p>
     <w:p>
       <w:pPr>
+        <w:keepNext/>
+        <w:keepLines/>
         <w:shd w:fill="F1F5F9" w:val="clear"/>
         <w:spacing w:after="0"/>
       </w:pPr>
@@ -5294,6 +5296,8 @@
     </w:p>
     <w:p>
       <w:pPr>
+        <w:keepNext/>
+        <w:keepLines/>
         <w:shd w:fill="F1F5F9" w:val="clear"/>
         <w:spacing w:after="0"/>
       </w:pPr>
@@ -5308,6 +5312,8 @@
     </w:p>
     <w:p>
       <w:pPr>
+        <w:keepNext/>
+        <w:keepLines/>
         <w:shd w:fill="F1F5F9" w:val="clear"/>
         <w:spacing w:after="0"/>
       </w:pPr>
@@ -5322,6 +5328,8 @@
     </w:p>
     <w:p>
       <w:pPr>
+        <w:keepNext/>
+        <w:keepLines/>
         <w:shd w:fill="F1F5F9" w:val="clear"/>
         <w:spacing w:after="0"/>
       </w:pPr>
@@ -5336,6 +5344,8 @@
     </w:p>
     <w:p>
       <w:pPr>
+        <w:keepNext/>
+        <w:keepLines/>
         <w:shd w:fill="F1F5F9" w:val="clear"/>
         <w:spacing w:after="0"/>
       </w:pPr>
@@ -5350,6 +5360,8 @@
     </w:p>
     <w:p>
       <w:pPr>
+        <w:keepNext/>
+        <w:keepLines/>
         <w:shd w:fill="F1F5F9" w:val="clear"/>
         <w:spacing w:after="0"/>
       </w:pPr>
@@ -5364,6 +5376,8 @@
     </w:p>
     <w:p>
       <w:pPr>
+        <w:keepNext/>
+        <w:keepLines/>
         <w:shd w:fill="F1F5F9" w:val="clear"/>
         <w:spacing w:after="0"/>
       </w:pPr>
@@ -5378,6 +5392,8 @@
     </w:p>
     <w:p>
       <w:pPr>
+        <w:keepNext/>
+        <w:keepLines/>
         <w:shd w:fill="F1F5F9" w:val="clear"/>
         <w:spacing w:after="0"/>
       </w:pPr>
@@ -5392,6 +5408,8 @@
     </w:p>
     <w:p>
       <w:pPr>
+        <w:keepNext/>
+        <w:keepLines/>
         <w:shd w:fill="F1F5F9" w:val="clear"/>
         <w:spacing w:after="0"/>
       </w:pPr>
@@ -5446,9 +5464,9 @@
         </w:tblBorders>
       </w:tblPr>
       <w:tblGrid>
-        <w:gridCol w:w="2209"/>
-        <w:gridCol w:w="4819"/>
-        <w:gridCol w:w="2610"/>
+        <w:gridCol w:w="2899"/>
+        <w:gridCol w:w="4036"/>
+        <w:gridCol w:w="2703"/>
       </w:tblGrid>
       <w:tr>
         <w:trPr>

--- a/docs/FID_Stage0_Concept_Note.docx
+++ b/docs/FID_Stage0_Concept_Note.docx
@@ -3469,7 +3469,7 @@
                 <w:sz w:val="19"/>
                 <w:szCs w:val="19"/>
               </w:rPr>
-              <w:t xml:space="preserve">Raymond R. Wayesu — MSc Statistics (Linköping University); Data Analytics Lead, Uganda Virus Research Institute; 10+ years in statistical analysis and ML; author of the FedFraudShield paper</w:t>
+              <w:t xml:space="preserve">Raymond R. Wayesu — MSc Statistics (Linköping University); Founder and Developer, Wayesu Community Research Organisation Ltd; 10+ years in statistical analysis and ML; author of the FedFraudShield paper</w:t>
             </w:r>
           </w:p>
         </w:tc>
